--- a/УНФ/1C Прак 15 Мумладзе АС.docx
+++ b/УНФ/1C Прак 15 Мумладзе АС.docx
@@ -356,8 +356,13 @@
                               <w:pStyle w:val="af4"/>
                             </w:pPr>
                             <w:r>
-                              <w:t>ассистент кафедры САиТ</w:t>
+                              <w:t xml:space="preserve">ассистент кафедры </w:t>
                             </w:r>
+                            <w:proofErr w:type="spellStart"/>
+                            <w:r>
+                              <w:t>САиТ</w:t>
+                            </w:r>
+                            <w:proofErr w:type="spellEnd"/>
                             <w:r>
                               <w:tab/>
                             </w:r>
@@ -560,6 +565,12 @@
                               </w:rPr>
                               <w:t>1</w:t>
                             </w:r>
+                            <w:r>
+                              <w:rPr>
+                                <w:szCs w:val="24"/>
+                              </w:rPr>
+                              <w:t>5</w:t>
+                            </w:r>
                           </w:p>
                           <w:p>
                             <w:pPr>
@@ -578,8 +589,16 @@
                               <w:rPr>
                                 <w:szCs w:val="24"/>
                               </w:rPr>
-                              <w:t>Введение в разработку на платформе 1С:Предприятие</w:t>
+                              <w:t>Введение в разработку на платформе 1</w:t>
                             </w:r>
+                            <w:proofErr w:type="gramStart"/>
+                            <w:r>
+                              <w:rPr>
+                                <w:szCs w:val="24"/>
+                              </w:rPr>
+                              <w:t>С:Предприятие</w:t>
+                            </w:r>
+                            <w:proofErr w:type="gramEnd"/>
                             <w:r>
                               <w:rPr>
                                 <w:szCs w:val="24"/>
@@ -606,7 +625,7 @@
                               <w:rPr>
                                 <w:szCs w:val="24"/>
                               </w:rPr>
-                              <w:t>Основные объекты платформы: НСИ, подсистемы</w:t>
+                              <w:t>Углубленное изучение языка запросов 1С</w:t>
                             </w:r>
                           </w:p>
                         </w:txbxContent>
@@ -680,6 +699,12 @@
                         </w:rPr>
                         <w:t>1</w:t>
                       </w:r>
+                      <w:r>
+                        <w:rPr>
+                          <w:szCs w:val="24"/>
+                        </w:rPr>
+                        <w:t>5</w:t>
+                      </w:r>
                     </w:p>
                     <w:p>
                       <w:pPr>
@@ -698,8 +723,16 @@
                         <w:rPr>
                           <w:szCs w:val="24"/>
                         </w:rPr>
-                        <w:t>Введение в разработку на платформе 1С:Предприятие</w:t>
+                        <w:t>Введение в разработку на платформе 1</w:t>
                       </w:r>
+                      <w:proofErr w:type="gramStart"/>
+                      <w:r>
+                        <w:rPr>
+                          <w:szCs w:val="24"/>
+                        </w:rPr>
+                        <w:t>С:Предприятие</w:t>
+                      </w:r>
+                      <w:proofErr w:type="gramEnd"/>
                       <w:r>
                         <w:rPr>
                           <w:szCs w:val="24"/>
@@ -726,7 +759,7 @@
                         <w:rPr>
                           <w:szCs w:val="24"/>
                         </w:rPr>
-                        <w:t>Основные объекты платформы: НСИ, подсистемы</w:t>
+                        <w:t>Углубленное изучение языка запросов 1С</w:t>
                       </w:r>
                     </w:p>
                   </w:txbxContent>
@@ -1400,1731 +1433,13 @@
     </w:p>
     <w:p>
       <w:pPr>
-        <w:pStyle w:val="-"/>
-      </w:pPr>
-      <w:bookmarkStart w:id="0" w:name="_Toc150630172"/>
-      <w:bookmarkStart w:id="1" w:name="_Toc222941646"/>
+        <w:pStyle w:val="1"/>
+      </w:pPr>
       <w:r>
         <w:lastRenderedPageBreak/>
-        <w:t>В</w:t>
-      </w:r>
-      <w:bookmarkEnd w:id="0"/>
-      <w:r>
-        <w:t>ведение</w:t>
-      </w:r>
-      <w:bookmarkEnd w:id="1"/>
+        <w:t>Задание 1</w:t>
+      </w:r>
     </w:p>
-    <w:p>
-      <w:r>
-        <w:rPr>
-          <w:b/>
-          <w:bCs/>
-        </w:rPr>
-        <w:t>Цель занятия</w:t>
-      </w:r>
-      <w:r>
-        <w:t>: научиться создавать и настраивать объекты конфигурации, формирующие нормативно справочную информацию базы, организовывать интерфейс системы.</w:t>
-      </w:r>
-    </w:p>
-    <w:p>
-      <w:r>
-        <w:rPr>
-          <w:b/>
-          <w:bCs/>
-        </w:rPr>
-        <w:t>Задачи</w:t>
-      </w:r>
-      <w:r>
-        <w:t>:</w:t>
-      </w:r>
-    </w:p>
-    <w:p>
-      <w:pPr>
-        <w:pStyle w:val="a8"/>
-      </w:pPr>
-      <w:r>
-        <w:t>Создать информационную базу без конфигурации</w:t>
-      </w:r>
-    </w:p>
-    <w:p>
-      <w:pPr>
-        <w:pStyle w:val="a8"/>
-      </w:pPr>
-      <w:r>
-        <w:t>Научиться работать с деревом объектов конфигурации, окном редактирования объекта и палитрой свойств</w:t>
-      </w:r>
-    </w:p>
-    <w:p>
-      <w:pPr>
-        <w:pStyle w:val="a8"/>
-      </w:pPr>
-      <w:r>
-        <w:t>Создать и настроить константы, перечисления, справочники, подсистемы</w:t>
-      </w:r>
-    </w:p>
-    <w:p>
-      <w:pPr>
-        <w:pStyle w:val="1"/>
-      </w:pPr>
-      <w:bookmarkStart w:id="2" w:name="_Toc222941647"/>
-      <w:r>
-        <w:lastRenderedPageBreak/>
-        <w:t>Ход работы</w:t>
-      </w:r>
-      <w:bookmarkEnd w:id="2"/>
-    </w:p>
-    <w:p>
-      <w:pPr>
-        <w:pStyle w:val="2"/>
-      </w:pPr>
-      <w:bookmarkStart w:id="3" w:name="_Toc222941648"/>
-      <w:r>
-        <w:t xml:space="preserve">Задание 1. </w:t>
-      </w:r>
-      <w:r>
-        <w:t>Создание репозитория и новой конфигурации</w:t>
-      </w:r>
-      <w:bookmarkEnd w:id="3"/>
-    </w:p>
-    <w:p>
-      <w:r>
-        <w:t xml:space="preserve">Захожу на </w:t>
-      </w:r>
-      <w:r>
-        <w:rPr>
-          <w:lang w:val="en-US"/>
-        </w:rPr>
-        <w:t>GitHub</w:t>
-      </w:r>
-      <w:r>
-        <w:t xml:space="preserve">, </w:t>
-      </w:r>
-      <w:r>
-        <w:t xml:space="preserve">создаю личный репозиторий. Затем у себя на устройстве клонирую </w:t>
-      </w:r>
-      <w:r>
-        <w:t>репозиторий. В эту папку я создам новую конфигурацию 1С, с которой буду работать.</w:t>
-      </w:r>
-      <w:r>
-        <w:t xml:space="preserve"> Ссылка на мой репозиторий, где буду выполнять все работы: </w:t>
-      </w:r>
-      <w:hyperlink r:id="rId9" w:history="1">
-        <w:r>
-          <w:rPr>
-            <w:rStyle w:val="af7"/>
-          </w:rPr>
-          <w:t>https://github.com/AleksandrMum/VPK_8_1C_Mumladze</w:t>
-        </w:r>
-      </w:hyperlink>
-      <w:r>
-        <w:t>.</w:t>
-      </w:r>
-    </w:p>
-    <w:p>
-      <w:pPr>
-        <w:pStyle w:val="afd"/>
-      </w:pPr>
-      <w:r>
-        <w:drawing>
-          <wp:inline distT="0" distB="0" distL="0" distR="0" wp14:anchorId="5E90062D" wp14:editId="30AE229A">
-            <wp:extent cx="5940425" cy="2080895"/>
-            <wp:effectExtent l="0" t="0" r="3175" b="0"/>
-            <wp:docPr id="499242547" name="Рисунок 1"/>
-            <wp:cNvGraphicFramePr>
-              <a:graphicFrameLocks xmlns:a="http://schemas.openxmlformats.org/drawingml/2006/main" noChangeAspect="1"/>
-            </wp:cNvGraphicFramePr>
-            <a:graphic xmlns:a="http://schemas.openxmlformats.org/drawingml/2006/main">
-              <a:graphicData uri="http://schemas.openxmlformats.org/drawingml/2006/picture">
-                <pic:pic xmlns:pic="http://schemas.openxmlformats.org/drawingml/2006/picture">
-                  <pic:nvPicPr>
-                    <pic:cNvPr id="499242547" name=""/>
-                    <pic:cNvPicPr/>
-                  </pic:nvPicPr>
-                  <pic:blipFill>
-                    <a:blip r:embed="rId10"/>
-                    <a:stretch>
-                      <a:fillRect/>
-                    </a:stretch>
-                  </pic:blipFill>
-                  <pic:spPr>
-                    <a:xfrm>
-                      <a:off x="0" y="0"/>
-                      <a:ext cx="5940425" cy="2080895"/>
-                    </a:xfrm>
-                    <a:prstGeom prst="rect">
-                      <a:avLst/>
-                    </a:prstGeom>
-                  </pic:spPr>
-                </pic:pic>
-              </a:graphicData>
-            </a:graphic>
-          </wp:inline>
-        </w:drawing>
-      </w:r>
-    </w:p>
-    <w:p>
-      <w:pPr>
-        <w:pStyle w:val="a3"/>
-      </w:pPr>
-      <w:r>
-        <w:t xml:space="preserve"> – Репозиторий для конфигурации</w:t>
-      </w:r>
-    </w:p>
-    <w:p>
-      <w:r>
-        <w:t>Затем регистрируюсь на</w:t>
-      </w:r>
-      <w:r>
-        <w:t xml:space="preserve"> </w:t>
-      </w:r>
-      <w:r>
-        <w:t>сайте</w:t>
-      </w:r>
-      <w:r>
-        <w:t xml:space="preserve"> </w:t>
-      </w:r>
-      <w:r>
-        <w:t>«</w:t>
-      </w:r>
-      <w:hyperlink r:id="rId11" w:history="1">
-        <w:r>
-          <w:rPr>
-            <w:rStyle w:val="af7"/>
-            <w:lang w:val="en-US"/>
-          </w:rPr>
-          <w:t>developer</w:t>
-        </w:r>
-        <w:r>
-          <w:rPr>
-            <w:rStyle w:val="af7"/>
-          </w:rPr>
-          <w:t>.1</w:t>
-        </w:r>
-        <w:r>
-          <w:rPr>
-            <w:rStyle w:val="af7"/>
-            <w:lang w:val="en-US"/>
-          </w:rPr>
-          <w:t>c</w:t>
-        </w:r>
-        <w:r>
-          <w:rPr>
-            <w:rStyle w:val="af7"/>
-          </w:rPr>
-          <w:t>.</w:t>
-        </w:r>
-        <w:r>
-          <w:rPr>
-            <w:rStyle w:val="af7"/>
-            <w:lang w:val="en-US"/>
-          </w:rPr>
-          <w:t>ru</w:t>
-        </w:r>
-      </w:hyperlink>
-      <w:r>
-        <w:t>»</w:t>
-      </w:r>
-      <w:r>
-        <w:t xml:space="preserve">, скачиваю комьюнити версию 1С:Предприятия под </w:t>
-      </w:r>
-      <w:r>
-        <w:rPr>
-          <w:lang w:val="en-US"/>
-        </w:rPr>
-        <w:t xml:space="preserve">Windows. </w:t>
-      </w:r>
-      <w:r>
-        <w:t>Устанавливаю приложение.</w:t>
-      </w:r>
-    </w:p>
-    <w:p>
-      <w:pPr>
-        <w:pStyle w:val="afd"/>
-      </w:pPr>
-      <w:r>
-        <w:drawing>
-          <wp:inline distT="0" distB="0" distL="0" distR="0" wp14:anchorId="35D537B2" wp14:editId="0E7D3647">
-            <wp:extent cx="5940425" cy="2811145"/>
-            <wp:effectExtent l="0" t="0" r="3175" b="8255"/>
-            <wp:docPr id="1059722826" name="Рисунок 1" descr="Изображение выглядит как текст, программное обеспечение, число, Шрифт&#10;&#10;Содержимое, созданное искусственным интеллектом, может быть неверным."/>
-            <wp:cNvGraphicFramePr>
-              <a:graphicFrameLocks xmlns:a="http://schemas.openxmlformats.org/drawingml/2006/main" noChangeAspect="1"/>
-            </wp:cNvGraphicFramePr>
-            <a:graphic xmlns:a="http://schemas.openxmlformats.org/drawingml/2006/main">
-              <a:graphicData uri="http://schemas.openxmlformats.org/drawingml/2006/picture">
-                <pic:pic xmlns:pic="http://schemas.openxmlformats.org/drawingml/2006/picture">
-                  <pic:nvPicPr>
-                    <pic:cNvPr id="1059722826" name="Рисунок 1" descr="Изображение выглядит как текст, программное обеспечение, число, Шрифт&#10;&#10;Содержимое, созданное искусственным интеллектом, может быть неверным."/>
-                    <pic:cNvPicPr/>
-                  </pic:nvPicPr>
-                  <pic:blipFill>
-                    <a:blip r:embed="rId12"/>
-                    <a:stretch>
-                      <a:fillRect/>
-                    </a:stretch>
-                  </pic:blipFill>
-                  <pic:spPr>
-                    <a:xfrm>
-                      <a:off x="0" y="0"/>
-                      <a:ext cx="5940425" cy="2811145"/>
-                    </a:xfrm>
-                    <a:prstGeom prst="rect">
-                      <a:avLst/>
-                    </a:prstGeom>
-                  </pic:spPr>
-                </pic:pic>
-              </a:graphicData>
-            </a:graphic>
-          </wp:inline>
-        </w:drawing>
-      </w:r>
-    </w:p>
-    <w:p>
-      <w:pPr>
-        <w:pStyle w:val="a3"/>
-      </w:pPr>
-      <w:r>
-        <w:t xml:space="preserve"> – Комьюнити версии 1С:Предприятие</w:t>
-      </w:r>
-    </w:p>
-    <w:p>
-      <w:r>
-        <w:lastRenderedPageBreak/>
-        <w:t>После установки запускаю приложение. Мне предлагает создать новую конфигурацию (поскольку сейчас не найдено ни одной). Создаю ее в папке репозитория.</w:t>
-      </w:r>
-    </w:p>
-    <w:p>
-      <w:pPr>
-        <w:pStyle w:val="afd"/>
-      </w:pPr>
-      <w:r>
-        <w:drawing>
-          <wp:inline distT="0" distB="0" distL="0" distR="0" wp14:anchorId="572B60C5" wp14:editId="02AAC7C4">
-            <wp:extent cx="5940425" cy="6111875"/>
-            <wp:effectExtent l="0" t="0" r="3175" b="3175"/>
-            <wp:docPr id="117765877" name="Рисунок 1"/>
-            <wp:cNvGraphicFramePr>
-              <a:graphicFrameLocks xmlns:a="http://schemas.openxmlformats.org/drawingml/2006/main" noChangeAspect="1"/>
-            </wp:cNvGraphicFramePr>
-            <a:graphic xmlns:a="http://schemas.openxmlformats.org/drawingml/2006/main">
-              <a:graphicData uri="http://schemas.openxmlformats.org/drawingml/2006/picture">
-                <pic:pic xmlns:pic="http://schemas.openxmlformats.org/drawingml/2006/picture">
-                  <pic:nvPicPr>
-                    <pic:cNvPr id="0" name="Picture 1"/>
-                    <pic:cNvPicPr>
-                      <a:picLocks noChangeAspect="1" noChangeArrowheads="1"/>
-                    </pic:cNvPicPr>
-                  </pic:nvPicPr>
-                  <pic:blipFill>
-                    <a:blip r:embed="rId13">
-                      <a:extLst>
-                        <a:ext uri="{28A0092B-C50C-407E-A947-70E740481C1C}">
-                          <a14:useLocalDpi xmlns:a14="http://schemas.microsoft.com/office/drawing/2010/main" val="0"/>
-                        </a:ext>
-                      </a:extLst>
-                    </a:blip>
-                    <a:srcRect/>
-                    <a:stretch>
-                      <a:fillRect/>
-                    </a:stretch>
-                  </pic:blipFill>
-                  <pic:spPr bwMode="auto">
-                    <a:xfrm>
-                      <a:off x="0" y="0"/>
-                      <a:ext cx="5940425" cy="6111875"/>
-                    </a:xfrm>
-                    <a:prstGeom prst="rect">
-                      <a:avLst/>
-                    </a:prstGeom>
-                    <a:noFill/>
-                    <a:ln>
-                      <a:noFill/>
-                    </a:ln>
-                  </pic:spPr>
-                </pic:pic>
-              </a:graphicData>
-            </a:graphic>
-          </wp:inline>
-        </w:drawing>
-      </w:r>
-    </w:p>
-    <w:p>
-      <w:pPr>
-        <w:pStyle w:val="a3"/>
-      </w:pPr>
-      <w:r>
-        <w:t xml:space="preserve"> – Создание новой конфигурации</w:t>
-      </w:r>
-    </w:p>
-    <w:p>
-      <w:r>
-        <w:t>После создания открываю конфигурацию в режиме «Конфигуратор» и начинаю работу над ней.</w:t>
-      </w:r>
-    </w:p>
-    <w:p>
-      <w:pPr>
-        <w:pStyle w:val="2"/>
-      </w:pPr>
-      <w:bookmarkStart w:id="4" w:name="_Toc222941649"/>
-      <w:r>
-        <w:lastRenderedPageBreak/>
-        <w:t xml:space="preserve">Задание 2. </w:t>
-      </w:r>
-      <w:r>
-        <w:t>Создание констант и перечислений</w:t>
-      </w:r>
-      <w:bookmarkEnd w:id="4"/>
-    </w:p>
-    <w:p>
-      <w:r>
-        <w:t>Открываю окно конфигурации, нажимаю ПКМ по «Константы», добавляю новую константу.</w:t>
-      </w:r>
-    </w:p>
-    <w:p>
-      <w:pPr>
-        <w:pStyle w:val="afd"/>
-      </w:pPr>
-      <w:r>
-        <w:drawing>
-          <wp:inline distT="0" distB="0" distL="0" distR="0" wp14:anchorId="1D814D40" wp14:editId="4E34FA23">
-            <wp:extent cx="5940425" cy="2202180"/>
-            <wp:effectExtent l="0" t="0" r="3175" b="7620"/>
-            <wp:docPr id="2071951780" name="Рисунок 1"/>
-            <wp:cNvGraphicFramePr>
-              <a:graphicFrameLocks xmlns:a="http://schemas.openxmlformats.org/drawingml/2006/main" noChangeAspect="1"/>
-            </wp:cNvGraphicFramePr>
-            <a:graphic xmlns:a="http://schemas.openxmlformats.org/drawingml/2006/main">
-              <a:graphicData uri="http://schemas.openxmlformats.org/drawingml/2006/picture">
-                <pic:pic xmlns:pic="http://schemas.openxmlformats.org/drawingml/2006/picture">
-                  <pic:nvPicPr>
-                    <pic:cNvPr id="2071951780" name=""/>
-                    <pic:cNvPicPr/>
-                  </pic:nvPicPr>
-                  <pic:blipFill>
-                    <a:blip r:embed="rId14"/>
-                    <a:stretch>
-                      <a:fillRect/>
-                    </a:stretch>
-                  </pic:blipFill>
-                  <pic:spPr>
-                    <a:xfrm>
-                      <a:off x="0" y="0"/>
-                      <a:ext cx="5940425" cy="2202180"/>
-                    </a:xfrm>
-                    <a:prstGeom prst="rect">
-                      <a:avLst/>
-                    </a:prstGeom>
-                  </pic:spPr>
-                </pic:pic>
-              </a:graphicData>
-            </a:graphic>
-          </wp:inline>
-        </w:drawing>
-      </w:r>
-    </w:p>
-    <w:p>
-      <w:pPr>
-        <w:pStyle w:val="a3"/>
-      </w:pPr>
-      <w:r>
-        <w:t xml:space="preserve"> – Константа Организация</w:t>
-      </w:r>
-    </w:p>
-    <w:p>
-      <w:r>
-        <w:t>Аналогично создаю «Перечисление».</w:t>
-      </w:r>
-    </w:p>
-    <w:p>
-      <w:pPr>
-        <w:pStyle w:val="afd"/>
-      </w:pPr>
-      <w:r>
-        <w:drawing>
-          <wp:inline distT="0" distB="0" distL="0" distR="0" wp14:anchorId="05ED80B6" wp14:editId="569733FE">
-            <wp:extent cx="5940425" cy="2219325"/>
-            <wp:effectExtent l="0" t="0" r="3175" b="9525"/>
-            <wp:docPr id="690368439" name="Рисунок 1" descr="Изображение выглядит как текст, программное обеспечение, число, Значок на компьютере&#10;&#10;Содержимое, созданное искусственным интеллектом, может быть неверным."/>
-            <wp:cNvGraphicFramePr>
-              <a:graphicFrameLocks xmlns:a="http://schemas.openxmlformats.org/drawingml/2006/main" noChangeAspect="1"/>
-            </wp:cNvGraphicFramePr>
-            <a:graphic xmlns:a="http://schemas.openxmlformats.org/drawingml/2006/main">
-              <a:graphicData uri="http://schemas.openxmlformats.org/drawingml/2006/picture">
-                <pic:pic xmlns:pic="http://schemas.openxmlformats.org/drawingml/2006/picture">
-                  <pic:nvPicPr>
-                    <pic:cNvPr id="690368439" name="Рисунок 1" descr="Изображение выглядит как текст, программное обеспечение, число, Значок на компьютере&#10;&#10;Содержимое, созданное искусственным интеллектом, может быть неверным."/>
-                    <pic:cNvPicPr/>
-                  </pic:nvPicPr>
-                  <pic:blipFill>
-                    <a:blip r:embed="rId15"/>
-                    <a:stretch>
-                      <a:fillRect/>
-                    </a:stretch>
-                  </pic:blipFill>
-                  <pic:spPr>
-                    <a:xfrm>
-                      <a:off x="0" y="0"/>
-                      <a:ext cx="5940425" cy="2219325"/>
-                    </a:xfrm>
-                    <a:prstGeom prst="rect">
-                      <a:avLst/>
-                    </a:prstGeom>
-                  </pic:spPr>
-                </pic:pic>
-              </a:graphicData>
-            </a:graphic>
-          </wp:inline>
-        </w:drawing>
-      </w:r>
-    </w:p>
-    <w:p>
-      <w:pPr>
-        <w:pStyle w:val="a3"/>
-      </w:pPr>
-      <w:r>
-        <w:t xml:space="preserve"> – Перечисление ВидыНоменклатуры</w:t>
-      </w:r>
-    </w:p>
-    <w:p>
-      <w:pPr>
-        <w:pStyle w:val="afd"/>
-      </w:pPr>
-      <w:r>
-        <w:lastRenderedPageBreak/>
-        <w:drawing>
-          <wp:inline distT="0" distB="0" distL="0" distR="0" wp14:anchorId="27E8E1A8" wp14:editId="7B627E97">
-            <wp:extent cx="5940425" cy="3539490"/>
-            <wp:effectExtent l="0" t="0" r="3175" b="3810"/>
-            <wp:docPr id="599899975" name="Рисунок 1" descr="Изображение выглядит как текст, снимок экрана, программное обеспечение, дисплей&#10;&#10;Содержимое, созданное искусственным интеллектом, может быть неверным."/>
-            <wp:cNvGraphicFramePr>
-              <a:graphicFrameLocks xmlns:a="http://schemas.openxmlformats.org/drawingml/2006/main" noChangeAspect="1"/>
-            </wp:cNvGraphicFramePr>
-            <a:graphic xmlns:a="http://schemas.openxmlformats.org/drawingml/2006/main">
-              <a:graphicData uri="http://schemas.openxmlformats.org/drawingml/2006/picture">
-                <pic:pic xmlns:pic="http://schemas.openxmlformats.org/drawingml/2006/picture">
-                  <pic:nvPicPr>
-                    <pic:cNvPr id="599899975" name="Рисунок 1" descr="Изображение выглядит как текст, снимок экрана, программное обеспечение, дисплей&#10;&#10;Содержимое, созданное искусственным интеллектом, может быть неверным."/>
-                    <pic:cNvPicPr/>
-                  </pic:nvPicPr>
-                  <pic:blipFill>
-                    <a:blip r:embed="rId16"/>
-                    <a:stretch>
-                      <a:fillRect/>
-                    </a:stretch>
-                  </pic:blipFill>
-                  <pic:spPr>
-                    <a:xfrm>
-                      <a:off x="0" y="0"/>
-                      <a:ext cx="5940425" cy="3539490"/>
-                    </a:xfrm>
-                    <a:prstGeom prst="rect">
-                      <a:avLst/>
-                    </a:prstGeom>
-                  </pic:spPr>
-                </pic:pic>
-              </a:graphicData>
-            </a:graphic>
-          </wp:inline>
-        </w:drawing>
-      </w:r>
-    </w:p>
-    <w:p>
-      <w:pPr>
-        <w:pStyle w:val="a3"/>
-      </w:pPr>
-      <w:r>
-        <w:t xml:space="preserve"> – Заполнение значений перечисления</w:t>
-      </w:r>
-    </w:p>
-    <w:p>
-      <w:pPr>
-        <w:pStyle w:val="2"/>
-      </w:pPr>
-      <w:bookmarkStart w:id="5" w:name="_Toc222941650"/>
-      <w:r>
-        <w:t xml:space="preserve">Задание 3. </w:t>
-      </w:r>
-      <w:r>
-        <w:t>Создание справочников</w:t>
-      </w:r>
-      <w:bookmarkEnd w:id="5"/>
-    </w:p>
-    <w:p>
-      <w:r>
-        <w:t>Создаю справочник. Указываю имя, включаю галочку «Иерархический справочник», указываю длину наименования.</w:t>
-      </w:r>
-    </w:p>
-    <w:p>
-      <w:pPr>
-        <w:pStyle w:val="afd"/>
-      </w:pPr>
-      <w:r>
-        <w:drawing>
-          <wp:inline distT="0" distB="0" distL="0" distR="0" wp14:anchorId="50103EEE" wp14:editId="613E2973">
-            <wp:extent cx="5940425" cy="2126615"/>
-            <wp:effectExtent l="0" t="0" r="3175" b="6985"/>
-            <wp:docPr id="1804853050" name="Рисунок 1"/>
-            <wp:cNvGraphicFramePr>
-              <a:graphicFrameLocks xmlns:a="http://schemas.openxmlformats.org/drawingml/2006/main" noChangeAspect="1"/>
-            </wp:cNvGraphicFramePr>
-            <a:graphic xmlns:a="http://schemas.openxmlformats.org/drawingml/2006/main">
-              <a:graphicData uri="http://schemas.openxmlformats.org/drawingml/2006/picture">
-                <pic:pic xmlns:pic="http://schemas.openxmlformats.org/drawingml/2006/picture">
-                  <pic:nvPicPr>
-                    <pic:cNvPr id="1804853050" name=""/>
-                    <pic:cNvPicPr/>
-                  </pic:nvPicPr>
-                  <pic:blipFill>
-                    <a:blip r:embed="rId17"/>
-                    <a:stretch>
-                      <a:fillRect/>
-                    </a:stretch>
-                  </pic:blipFill>
-                  <pic:spPr>
-                    <a:xfrm>
-                      <a:off x="0" y="0"/>
-                      <a:ext cx="5940425" cy="2126615"/>
-                    </a:xfrm>
-                    <a:prstGeom prst="rect">
-                      <a:avLst/>
-                    </a:prstGeom>
-                  </pic:spPr>
-                </pic:pic>
-              </a:graphicData>
-            </a:graphic>
-          </wp:inline>
-        </w:drawing>
-      </w:r>
-    </w:p>
-    <w:p>
-      <w:pPr>
-        <w:pStyle w:val="a3"/>
-      </w:pPr>
-      <w:r>
-        <w:t xml:space="preserve"> – Создание справочника</w:t>
-      </w:r>
-    </w:p>
-    <w:p>
-      <w:r>
-        <w:t>Далее создаю реквизиты справочника.</w:t>
-      </w:r>
-    </w:p>
-    <w:p>
-      <w:pPr>
-        <w:pStyle w:val="afd"/>
-      </w:pPr>
-      <w:r>
-        <w:lastRenderedPageBreak/>
-        <w:drawing>
-          <wp:inline distT="0" distB="0" distL="0" distR="0" wp14:anchorId="217B95F8" wp14:editId="6A12F751">
-            <wp:extent cx="5940425" cy="3673475"/>
-            <wp:effectExtent l="0" t="0" r="3175" b="3175"/>
-            <wp:docPr id="1426889976" name="Рисунок 1"/>
-            <wp:cNvGraphicFramePr>
-              <a:graphicFrameLocks xmlns:a="http://schemas.openxmlformats.org/drawingml/2006/main" noChangeAspect="1"/>
-            </wp:cNvGraphicFramePr>
-            <a:graphic xmlns:a="http://schemas.openxmlformats.org/drawingml/2006/main">
-              <a:graphicData uri="http://schemas.openxmlformats.org/drawingml/2006/picture">
-                <pic:pic xmlns:pic="http://schemas.openxmlformats.org/drawingml/2006/picture">
-                  <pic:nvPicPr>
-                    <pic:cNvPr id="1426889976" name=""/>
-                    <pic:cNvPicPr/>
-                  </pic:nvPicPr>
-                  <pic:blipFill>
-                    <a:blip r:embed="rId18"/>
-                    <a:stretch>
-                      <a:fillRect/>
-                    </a:stretch>
-                  </pic:blipFill>
-                  <pic:spPr>
-                    <a:xfrm>
-                      <a:off x="0" y="0"/>
-                      <a:ext cx="5940425" cy="3673475"/>
-                    </a:xfrm>
-                    <a:prstGeom prst="rect">
-                      <a:avLst/>
-                    </a:prstGeom>
-                  </pic:spPr>
-                </pic:pic>
-              </a:graphicData>
-            </a:graphic>
-          </wp:inline>
-        </w:drawing>
-      </w:r>
-    </w:p>
-    <w:p>
-      <w:pPr>
-        <w:pStyle w:val="a3"/>
-      </w:pPr>
-      <w:r>
-        <w:t xml:space="preserve"> – Создание реквизита справочника</w:t>
-      </w:r>
-    </w:p>
-    <w:p>
-      <w:r>
-        <w:t>Для справочника «Склады» во вкладке «Прочее» создаю предопределенный элемент.</w:t>
-      </w:r>
-    </w:p>
-    <w:p>
-      <w:pPr>
-        <w:pStyle w:val="afd"/>
-      </w:pPr>
-      <w:r>
-        <w:drawing>
-          <wp:inline distT="0" distB="0" distL="0" distR="0" wp14:anchorId="7C8649FB" wp14:editId="66E2CB47">
-            <wp:extent cx="5940425" cy="2981960"/>
-            <wp:effectExtent l="0" t="0" r="3175" b="8890"/>
-            <wp:docPr id="1342241148" name="Рисунок 1"/>
-            <wp:cNvGraphicFramePr>
-              <a:graphicFrameLocks xmlns:a="http://schemas.openxmlformats.org/drawingml/2006/main" noChangeAspect="1"/>
-            </wp:cNvGraphicFramePr>
-            <a:graphic xmlns:a="http://schemas.openxmlformats.org/drawingml/2006/main">
-              <a:graphicData uri="http://schemas.openxmlformats.org/drawingml/2006/picture">
-                <pic:pic xmlns:pic="http://schemas.openxmlformats.org/drawingml/2006/picture">
-                  <pic:nvPicPr>
-                    <pic:cNvPr id="1342241148" name=""/>
-                    <pic:cNvPicPr/>
-                  </pic:nvPicPr>
-                  <pic:blipFill>
-                    <a:blip r:embed="rId19"/>
-                    <a:stretch>
-                      <a:fillRect/>
-                    </a:stretch>
-                  </pic:blipFill>
-                  <pic:spPr>
-                    <a:xfrm>
-                      <a:off x="0" y="0"/>
-                      <a:ext cx="5940425" cy="2981960"/>
-                    </a:xfrm>
-                    <a:prstGeom prst="rect">
-                      <a:avLst/>
-                    </a:prstGeom>
-                  </pic:spPr>
-                </pic:pic>
-              </a:graphicData>
-            </a:graphic>
-          </wp:inline>
-        </w:drawing>
-      </w:r>
-    </w:p>
-    <w:p>
-      <w:pPr>
-        <w:pStyle w:val="a3"/>
-      </w:pPr>
-      <w:r>
-        <w:t xml:space="preserve"> – Предопределенный элемент</w:t>
-      </w:r>
-    </w:p>
-    <w:p>
-      <w:r>
-        <w:lastRenderedPageBreak/>
-        <w:t>Для справочника «Договоры» можно указать владельца – какая запись из какого справочника будет владеть разными записями в данном справочнике.</w:t>
-      </w:r>
-      <w:r>
-        <w:t xml:space="preserve"> Также отключаю автонумерацию.</w:t>
-      </w:r>
-    </w:p>
-    <w:p>
-      <w:pPr>
-        <w:pStyle w:val="afd"/>
-      </w:pPr>
-      <w:r>
-        <w:drawing>
-          <wp:inline distT="0" distB="0" distL="0" distR="0" wp14:anchorId="4A5CBB10" wp14:editId="1004788F">
-            <wp:extent cx="5534797" cy="1476581"/>
-            <wp:effectExtent l="0" t="0" r="8890" b="9525"/>
-            <wp:docPr id="1557224518" name="Рисунок 1" descr="Изображение выглядит как текст, снимок экрана, дисплей, программное обеспечение&#10;&#10;Содержимое, созданное искусственным интеллектом, может быть неверным."/>
-            <wp:cNvGraphicFramePr>
-              <a:graphicFrameLocks xmlns:a="http://schemas.openxmlformats.org/drawingml/2006/main" noChangeAspect="1"/>
-            </wp:cNvGraphicFramePr>
-            <a:graphic xmlns:a="http://schemas.openxmlformats.org/drawingml/2006/main">
-              <a:graphicData uri="http://schemas.openxmlformats.org/drawingml/2006/picture">
-                <pic:pic xmlns:pic="http://schemas.openxmlformats.org/drawingml/2006/picture">
-                  <pic:nvPicPr>
-                    <pic:cNvPr id="1557224518" name="Рисунок 1" descr="Изображение выглядит как текст, снимок экрана, дисплей, программное обеспечение&#10;&#10;Содержимое, созданное искусственным интеллектом, может быть неверным."/>
-                    <pic:cNvPicPr/>
-                  </pic:nvPicPr>
-                  <pic:blipFill>
-                    <a:blip r:embed="rId20"/>
-                    <a:stretch>
-                      <a:fillRect/>
-                    </a:stretch>
-                  </pic:blipFill>
-                  <pic:spPr>
-                    <a:xfrm>
-                      <a:off x="0" y="0"/>
-                      <a:ext cx="5534797" cy="1476581"/>
-                    </a:xfrm>
-                    <a:prstGeom prst="rect">
-                      <a:avLst/>
-                    </a:prstGeom>
-                  </pic:spPr>
-                </pic:pic>
-              </a:graphicData>
-            </a:graphic>
-          </wp:inline>
-        </w:drawing>
-      </w:r>
-    </w:p>
-    <w:p>
-      <w:pPr>
-        <w:pStyle w:val="a3"/>
-      </w:pPr>
-      <w:r>
-        <w:t xml:space="preserve"> – Выбор владельца справочника</w:t>
-      </w:r>
-    </w:p>
-    <w:p>
-      <w:pPr>
-        <w:pStyle w:val="afd"/>
-      </w:pPr>
-      <w:r>
-        <w:drawing>
-          <wp:inline distT="0" distB="0" distL="0" distR="0" wp14:anchorId="0395A792" wp14:editId="1F4A467D">
-            <wp:extent cx="5515745" cy="1867161"/>
-            <wp:effectExtent l="0" t="0" r="0" b="0"/>
-            <wp:docPr id="647930985" name="Рисунок 1"/>
-            <wp:cNvGraphicFramePr>
-              <a:graphicFrameLocks xmlns:a="http://schemas.openxmlformats.org/drawingml/2006/main" noChangeAspect="1"/>
-            </wp:cNvGraphicFramePr>
-            <a:graphic xmlns:a="http://schemas.openxmlformats.org/drawingml/2006/main">
-              <a:graphicData uri="http://schemas.openxmlformats.org/drawingml/2006/picture">
-                <pic:pic xmlns:pic="http://schemas.openxmlformats.org/drawingml/2006/picture">
-                  <pic:nvPicPr>
-                    <pic:cNvPr id="647930985" name=""/>
-                    <pic:cNvPicPr/>
-                  </pic:nvPicPr>
-                  <pic:blipFill>
-                    <a:blip r:embed="rId21"/>
-                    <a:stretch>
-                      <a:fillRect/>
-                    </a:stretch>
-                  </pic:blipFill>
-                  <pic:spPr>
-                    <a:xfrm>
-                      <a:off x="0" y="0"/>
-                      <a:ext cx="5515745" cy="1867161"/>
-                    </a:xfrm>
-                    <a:prstGeom prst="rect">
-                      <a:avLst/>
-                    </a:prstGeom>
-                  </pic:spPr>
-                </pic:pic>
-              </a:graphicData>
-            </a:graphic>
-          </wp:inline>
-        </w:drawing>
-      </w:r>
-    </w:p>
-    <w:p>
-      <w:pPr>
-        <w:pStyle w:val="a3"/>
-      </w:pPr>
-      <w:r>
-        <w:t xml:space="preserve"> – Настройка параметров нумерации</w:t>
-      </w:r>
-    </w:p>
-    <w:p>
-      <w:pPr>
-        <w:pStyle w:val="afd"/>
-      </w:pPr>
-      <w:r>
-        <w:lastRenderedPageBreak/>
-        <w:drawing>
-          <wp:inline distT="0" distB="0" distL="0" distR="0" wp14:anchorId="57ABAB80" wp14:editId="2366F8C4">
-            <wp:extent cx="5940425" cy="4218940"/>
-            <wp:effectExtent l="0" t="0" r="3175" b="0"/>
-            <wp:docPr id="1706001426" name="Рисунок 1"/>
-            <wp:cNvGraphicFramePr>
-              <a:graphicFrameLocks xmlns:a="http://schemas.openxmlformats.org/drawingml/2006/main" noChangeAspect="1"/>
-            </wp:cNvGraphicFramePr>
-            <a:graphic xmlns:a="http://schemas.openxmlformats.org/drawingml/2006/main">
-              <a:graphicData uri="http://schemas.openxmlformats.org/drawingml/2006/picture">
-                <pic:pic xmlns:pic="http://schemas.openxmlformats.org/drawingml/2006/picture">
-                  <pic:nvPicPr>
-                    <pic:cNvPr id="1706001426" name=""/>
-                    <pic:cNvPicPr/>
-                  </pic:nvPicPr>
-                  <pic:blipFill>
-                    <a:blip r:embed="rId22"/>
-                    <a:stretch>
-                      <a:fillRect/>
-                    </a:stretch>
-                  </pic:blipFill>
-                  <pic:spPr>
-                    <a:xfrm>
-                      <a:off x="0" y="0"/>
-                      <a:ext cx="5940425" cy="4218940"/>
-                    </a:xfrm>
-                    <a:prstGeom prst="rect">
-                      <a:avLst/>
-                    </a:prstGeom>
-                  </pic:spPr>
-                </pic:pic>
-              </a:graphicData>
-            </a:graphic>
-          </wp:inline>
-        </w:drawing>
-      </w:r>
-    </w:p>
-    <w:p>
-      <w:pPr>
-        <w:pStyle w:val="a3"/>
-      </w:pPr>
-      <w:r>
-        <w:t xml:space="preserve"> – </w:t>
-      </w:r>
-      <w:r>
-        <w:t>Р</w:t>
-      </w:r>
-      <w:r>
-        <w:t>еквизит в справочнике</w:t>
-      </w:r>
-      <w:r>
-        <w:t xml:space="preserve"> Договоры</w:t>
-      </w:r>
-    </w:p>
-    <w:p>
-      <w:r>
-        <w:t>В справочнике «Сотрудники» задаю синоним стандартному реквизиту «Наименование».</w:t>
-      </w:r>
-    </w:p>
-    <w:p>
-      <w:pPr>
-        <w:pStyle w:val="afd"/>
-      </w:pPr>
-      <w:r>
-        <w:drawing>
-          <wp:inline distT="0" distB="0" distL="0" distR="0" wp14:anchorId="45FFB14F" wp14:editId="40F0083B">
-            <wp:extent cx="5940425" cy="2009140"/>
-            <wp:effectExtent l="0" t="0" r="3175" b="0"/>
-            <wp:docPr id="301311414" name="Рисунок 1" descr="Изображение выглядит как текст, снимок экрана, программное обеспечение, число&#10;&#10;Содержимое, созданное искусственным интеллектом, может быть неверным."/>
-            <wp:cNvGraphicFramePr>
-              <a:graphicFrameLocks xmlns:a="http://schemas.openxmlformats.org/drawingml/2006/main" noChangeAspect="1"/>
-            </wp:cNvGraphicFramePr>
-            <a:graphic xmlns:a="http://schemas.openxmlformats.org/drawingml/2006/main">
-              <a:graphicData uri="http://schemas.openxmlformats.org/drawingml/2006/picture">
-                <pic:pic xmlns:pic="http://schemas.openxmlformats.org/drawingml/2006/picture">
-                  <pic:nvPicPr>
-                    <pic:cNvPr id="301311414" name="Рисунок 1" descr="Изображение выглядит как текст, снимок экрана, программное обеспечение, число&#10;&#10;Содержимое, созданное искусственным интеллектом, может быть неверным."/>
-                    <pic:cNvPicPr/>
-                  </pic:nvPicPr>
-                  <pic:blipFill>
-                    <a:blip r:embed="rId23"/>
-                    <a:stretch>
-                      <a:fillRect/>
-                    </a:stretch>
-                  </pic:blipFill>
-                  <pic:spPr>
-                    <a:xfrm>
-                      <a:off x="0" y="0"/>
-                      <a:ext cx="5940425" cy="2009140"/>
-                    </a:xfrm>
-                    <a:prstGeom prst="rect">
-                      <a:avLst/>
-                    </a:prstGeom>
-                  </pic:spPr>
-                </pic:pic>
-              </a:graphicData>
-            </a:graphic>
-          </wp:inline>
-        </w:drawing>
-      </w:r>
-    </w:p>
-    <w:p>
-      <w:pPr>
-        <w:pStyle w:val="a3"/>
-      </w:pPr>
-      <w:r>
-        <w:t xml:space="preserve"> – Изменение стандартного реквизита</w:t>
-      </w:r>
-    </w:p>
-    <w:p>
-      <w:pPr>
-        <w:pStyle w:val="2"/>
-      </w:pPr>
-      <w:bookmarkStart w:id="6" w:name="_Toc222941651"/>
-      <w:r>
-        <w:t xml:space="preserve">Задание 4. </w:t>
-      </w:r>
-      <w:r>
-        <w:t>Создание подсистем</w:t>
-      </w:r>
-      <w:bookmarkEnd w:id="6"/>
-    </w:p>
-    <w:p>
-      <w:r>
-        <w:t>Создаю подсистемы, указываю включаемые в них константы, справочники и перечисления.</w:t>
-      </w:r>
-    </w:p>
-    <w:p>
-      <w:pPr>
-        <w:pStyle w:val="afd"/>
-      </w:pPr>
-      <w:r>
-        <w:lastRenderedPageBreak/>
-        <w:drawing>
-          <wp:inline distT="0" distB="0" distL="0" distR="0" wp14:anchorId="5B95E339" wp14:editId="3EACD525">
-            <wp:extent cx="5940425" cy="2329133"/>
-            <wp:effectExtent l="0" t="0" r="3175" b="0"/>
-            <wp:docPr id="1945300076" name="Рисунок 1" descr="Изображение выглядит как текст, снимок экрана, дисплей, программное обеспечение&#10;&#10;Содержимое, созданное искусственным интеллектом, может быть неверным."/>
-            <wp:cNvGraphicFramePr>
-              <a:graphicFrameLocks xmlns:a="http://schemas.openxmlformats.org/drawingml/2006/main" noChangeAspect="1"/>
-            </wp:cNvGraphicFramePr>
-            <a:graphic xmlns:a="http://schemas.openxmlformats.org/drawingml/2006/main">
-              <a:graphicData uri="http://schemas.openxmlformats.org/drawingml/2006/picture">
-                <pic:pic xmlns:pic="http://schemas.openxmlformats.org/drawingml/2006/picture">
-                  <pic:nvPicPr>
-                    <pic:cNvPr id="1945300076" name="Рисунок 1" descr="Изображение выглядит как текст, снимок экрана, дисплей, программное обеспечение&#10;&#10;Содержимое, созданное искусственным интеллектом, может быть неверным."/>
-                    <pic:cNvPicPr/>
-                  </pic:nvPicPr>
-                  <pic:blipFill rotWithShape="1">
-                    <a:blip r:embed="rId24"/>
-                    <a:srcRect b="34653"/>
-                    <a:stretch>
-                      <a:fillRect/>
-                    </a:stretch>
-                  </pic:blipFill>
-                  <pic:spPr bwMode="auto">
-                    <a:xfrm>
-                      <a:off x="0" y="0"/>
-                      <a:ext cx="5940425" cy="2329133"/>
-                    </a:xfrm>
-                    <a:prstGeom prst="rect">
-                      <a:avLst/>
-                    </a:prstGeom>
-                    <a:ln>
-                      <a:noFill/>
-                    </a:ln>
-                    <a:extLst>
-                      <a:ext uri="{53640926-AAD7-44D8-BBD7-CCE9431645EC}">
-                        <a14:shadowObscured xmlns:a14="http://schemas.microsoft.com/office/drawing/2010/main"/>
-                      </a:ext>
-                    </a:extLst>
-                  </pic:spPr>
-                </pic:pic>
-              </a:graphicData>
-            </a:graphic>
-          </wp:inline>
-        </w:drawing>
-      </w:r>
-    </w:p>
-    <w:p>
-      <w:pPr>
-        <w:pStyle w:val="a3"/>
-      </w:pPr>
-      <w:r>
-        <w:t xml:space="preserve"> – Подсистема УчетМатериалов</w:t>
-      </w:r>
-    </w:p>
-    <w:p>
-      <w:pPr>
-        <w:pStyle w:val="afd"/>
-      </w:pPr>
-      <w:r>
-        <w:drawing>
-          <wp:inline distT="0" distB="0" distL="0" distR="0" wp14:anchorId="00CB0E9E" wp14:editId="422226C5">
-            <wp:extent cx="5940425" cy="2277374"/>
-            <wp:effectExtent l="0" t="0" r="3175" b="8890"/>
-            <wp:docPr id="321320062" name="Рисунок 1" descr="Изображение выглядит как текст, снимок экрана, программное обеспечение, дисплей&#10;&#10;Содержимое, созданное искусственным интеллектом, может быть неверным."/>
-            <wp:cNvGraphicFramePr>
-              <a:graphicFrameLocks xmlns:a="http://schemas.openxmlformats.org/drawingml/2006/main" noChangeAspect="1"/>
-            </wp:cNvGraphicFramePr>
-            <a:graphic xmlns:a="http://schemas.openxmlformats.org/drawingml/2006/main">
-              <a:graphicData uri="http://schemas.openxmlformats.org/drawingml/2006/picture">
-                <pic:pic xmlns:pic="http://schemas.openxmlformats.org/drawingml/2006/picture">
-                  <pic:nvPicPr>
-                    <pic:cNvPr id="321320062" name="Рисунок 1" descr="Изображение выглядит как текст, снимок экрана, программное обеспечение, дисплей&#10;&#10;Содержимое, созданное искусственным интеллектом, может быть неверным."/>
-                    <pic:cNvPicPr/>
-                  </pic:nvPicPr>
-                  <pic:blipFill rotWithShape="1">
-                    <a:blip r:embed="rId25"/>
-                    <a:srcRect b="36501"/>
-                    <a:stretch>
-                      <a:fillRect/>
-                    </a:stretch>
-                  </pic:blipFill>
-                  <pic:spPr bwMode="auto">
-                    <a:xfrm>
-                      <a:off x="0" y="0"/>
-                      <a:ext cx="5940425" cy="2277374"/>
-                    </a:xfrm>
-                    <a:prstGeom prst="rect">
-                      <a:avLst/>
-                    </a:prstGeom>
-                    <a:ln>
-                      <a:noFill/>
-                    </a:ln>
-                    <a:extLst>
-                      <a:ext uri="{53640926-AAD7-44D8-BBD7-CCE9431645EC}">
-                        <a14:shadowObscured xmlns:a14="http://schemas.microsoft.com/office/drawing/2010/main"/>
-                      </a:ext>
-                    </a:extLst>
-                  </pic:spPr>
-                </pic:pic>
-              </a:graphicData>
-            </a:graphic>
-          </wp:inline>
-        </w:drawing>
-      </w:r>
-    </w:p>
-    <w:p>
-      <w:pPr>
-        <w:pStyle w:val="a3"/>
-      </w:pPr>
-      <w:r>
-        <w:t xml:space="preserve"> – Подсистема ОказаниеУслуг</w:t>
-      </w:r>
-    </w:p>
-    <w:p>
-      <w:pPr>
-        <w:pStyle w:val="afd"/>
-      </w:pPr>
-      <w:r>
-        <w:drawing>
-          <wp:inline distT="0" distB="0" distL="0" distR="0" wp14:anchorId="00ACD420" wp14:editId="43104231">
-            <wp:extent cx="5940425" cy="2209165"/>
-            <wp:effectExtent l="0" t="0" r="3175" b="635"/>
-            <wp:docPr id="1175942712" name="Рисунок 1" descr="Изображение выглядит как текст, программное обеспечение, снимок экрана, Значок на компьютере&#10;&#10;Содержимое, созданное искусственным интеллектом, может быть неверным."/>
-            <wp:cNvGraphicFramePr>
-              <a:graphicFrameLocks xmlns:a="http://schemas.openxmlformats.org/drawingml/2006/main" noChangeAspect="1"/>
-            </wp:cNvGraphicFramePr>
-            <a:graphic xmlns:a="http://schemas.openxmlformats.org/drawingml/2006/main">
-              <a:graphicData uri="http://schemas.openxmlformats.org/drawingml/2006/picture">
-                <pic:pic xmlns:pic="http://schemas.openxmlformats.org/drawingml/2006/picture">
-                  <pic:nvPicPr>
-                    <pic:cNvPr id="1175942712" name="Рисунок 1" descr="Изображение выглядит как текст, программное обеспечение, снимок экрана, Значок на компьютере&#10;&#10;Содержимое, созданное искусственным интеллектом, может быть неверным."/>
-                    <pic:cNvPicPr/>
-                  </pic:nvPicPr>
-                  <pic:blipFill>
-                    <a:blip r:embed="rId26"/>
-                    <a:stretch>
-                      <a:fillRect/>
-                    </a:stretch>
-                  </pic:blipFill>
-                  <pic:spPr>
-                    <a:xfrm>
-                      <a:off x="0" y="0"/>
-                      <a:ext cx="5940425" cy="2209165"/>
-                    </a:xfrm>
-                    <a:prstGeom prst="rect">
-                      <a:avLst/>
-                    </a:prstGeom>
-                  </pic:spPr>
-                </pic:pic>
-              </a:graphicData>
-            </a:graphic>
-          </wp:inline>
-        </w:drawing>
-      </w:r>
-    </w:p>
-    <w:p>
-      <w:pPr>
-        <w:pStyle w:val="a3"/>
-      </w:pPr>
-      <w:r>
-        <w:t xml:space="preserve"> – Подсистема Администрирование</w:t>
-      </w:r>
-    </w:p>
-    <w:p>
-      <w:r>
-        <w:t>Чтобы добавить подчиненную систему нажимаю ПКМ – Добавить – Подчиненная система.</w:t>
-      </w:r>
-    </w:p>
-    <w:p>
-      <w:pPr>
-        <w:pStyle w:val="afd"/>
-      </w:pPr>
-      <w:r>
-        <w:lastRenderedPageBreak/>
-        <w:drawing>
-          <wp:inline distT="0" distB="0" distL="0" distR="0" wp14:anchorId="3F5DF5C6" wp14:editId="59E2B6D3">
-            <wp:extent cx="5940425" cy="3539490"/>
-            <wp:effectExtent l="0" t="0" r="3175" b="3810"/>
-            <wp:docPr id="1777528948" name="Рисунок 1" descr="Изображение выглядит как текст, снимок экрана, программное обеспечение, Значок на компьютере&#10;&#10;Содержимое, созданное искусственным интеллектом, может быть неверным."/>
-            <wp:cNvGraphicFramePr>
-              <a:graphicFrameLocks xmlns:a="http://schemas.openxmlformats.org/drawingml/2006/main" noChangeAspect="1"/>
-            </wp:cNvGraphicFramePr>
-            <a:graphic xmlns:a="http://schemas.openxmlformats.org/drawingml/2006/main">
-              <a:graphicData uri="http://schemas.openxmlformats.org/drawingml/2006/picture">
-                <pic:pic xmlns:pic="http://schemas.openxmlformats.org/drawingml/2006/picture">
-                  <pic:nvPicPr>
-                    <pic:cNvPr id="1777528948" name="Рисунок 1" descr="Изображение выглядит как текст, снимок экрана, программное обеспечение, Значок на компьютере&#10;&#10;Содержимое, созданное искусственным интеллектом, может быть неверным."/>
-                    <pic:cNvPicPr/>
-                  </pic:nvPicPr>
-                  <pic:blipFill>
-                    <a:blip r:embed="rId27"/>
-                    <a:stretch>
-                      <a:fillRect/>
-                    </a:stretch>
-                  </pic:blipFill>
-                  <pic:spPr>
-                    <a:xfrm>
-                      <a:off x="0" y="0"/>
-                      <a:ext cx="5940425" cy="3539490"/>
-                    </a:xfrm>
-                    <a:prstGeom prst="rect">
-                      <a:avLst/>
-                    </a:prstGeom>
-                  </pic:spPr>
-                </pic:pic>
-              </a:graphicData>
-            </a:graphic>
-          </wp:inline>
-        </w:drawing>
-      </w:r>
-    </w:p>
-    <w:p>
-      <w:pPr>
-        <w:pStyle w:val="a3"/>
-      </w:pPr>
-      <w:r>
-        <w:t xml:space="preserve"> – Добавление подчиненных подсистем</w:t>
-      </w:r>
-    </w:p>
-    <w:p>
-      <w:r>
-        <w:t>После создания все подсистем открываю командный интерфейс моей конфигурации и настраиваю отображение подсистем.</w:t>
-      </w:r>
-    </w:p>
-    <w:p>
-      <w:pPr>
-        <w:pStyle w:val="afd"/>
-      </w:pPr>
-      <w:r>
-        <w:drawing>
-          <wp:inline distT="0" distB="0" distL="0" distR="0" wp14:anchorId="1B917AF3" wp14:editId="2E40F134">
-            <wp:extent cx="3934374" cy="1724266"/>
-            <wp:effectExtent l="0" t="0" r="0" b="9525"/>
-            <wp:docPr id="1244191541" name="Рисунок 1" descr="Изображение выглядит как текст, снимок экрана, дисплей, программное обеспечение&#10;&#10;Содержимое, созданное искусственным интеллектом, может быть неверным."/>
-            <wp:cNvGraphicFramePr>
-              <a:graphicFrameLocks xmlns:a="http://schemas.openxmlformats.org/drawingml/2006/main" noChangeAspect="1"/>
-            </wp:cNvGraphicFramePr>
-            <a:graphic xmlns:a="http://schemas.openxmlformats.org/drawingml/2006/main">
-              <a:graphicData uri="http://schemas.openxmlformats.org/drawingml/2006/picture">
-                <pic:pic xmlns:pic="http://schemas.openxmlformats.org/drawingml/2006/picture">
-                  <pic:nvPicPr>
-                    <pic:cNvPr id="1244191541" name="Рисунок 1" descr="Изображение выглядит как текст, снимок экрана, дисплей, программное обеспечение&#10;&#10;Содержимое, созданное искусственным интеллектом, может быть неверным."/>
-                    <pic:cNvPicPr/>
-                  </pic:nvPicPr>
-                  <pic:blipFill>
-                    <a:blip r:embed="rId28"/>
-                    <a:stretch>
-                      <a:fillRect/>
-                    </a:stretch>
-                  </pic:blipFill>
-                  <pic:spPr>
-                    <a:xfrm>
-                      <a:off x="0" y="0"/>
-                      <a:ext cx="3934374" cy="1724266"/>
-                    </a:xfrm>
-                    <a:prstGeom prst="rect">
-                      <a:avLst/>
-                    </a:prstGeom>
-                  </pic:spPr>
-                </pic:pic>
-              </a:graphicData>
-            </a:graphic>
-          </wp:inline>
-        </w:drawing>
-      </w:r>
-    </w:p>
-    <w:p>
-      <w:pPr>
-        <w:pStyle w:val="a3"/>
-      </w:pPr>
-      <w:r>
-        <w:t xml:space="preserve"> – Открытие интерфейса</w:t>
-      </w:r>
-    </w:p>
-    <w:p>
-      <w:pPr>
-        <w:pStyle w:val="afd"/>
-      </w:pPr>
-      <w:r>
-        <w:drawing>
-          <wp:inline distT="0" distB="0" distL="0" distR="0" wp14:anchorId="75964BB9" wp14:editId="0EAB618B">
-            <wp:extent cx="5940425" cy="1320165"/>
-            <wp:effectExtent l="0" t="0" r="3175" b="0"/>
-            <wp:docPr id="1162169380" name="Рисунок 1" descr="Изображение выглядит как текст, снимок экрана, программное обеспечение, Шрифт&#10;&#10;Содержимое, созданное искусственным интеллектом, может быть неверным."/>
-            <wp:cNvGraphicFramePr>
-              <a:graphicFrameLocks xmlns:a="http://schemas.openxmlformats.org/drawingml/2006/main" noChangeAspect="1"/>
-            </wp:cNvGraphicFramePr>
-            <a:graphic xmlns:a="http://schemas.openxmlformats.org/drawingml/2006/main">
-              <a:graphicData uri="http://schemas.openxmlformats.org/drawingml/2006/picture">
-                <pic:pic xmlns:pic="http://schemas.openxmlformats.org/drawingml/2006/picture">
-                  <pic:nvPicPr>
-                    <pic:cNvPr id="1162169380" name="Рисунок 1" descr="Изображение выглядит как текст, снимок экрана, программное обеспечение, Шрифт&#10;&#10;Содержимое, созданное искусственным интеллектом, может быть неверным."/>
-                    <pic:cNvPicPr/>
-                  </pic:nvPicPr>
-                  <pic:blipFill>
-                    <a:blip r:embed="rId29"/>
-                    <a:stretch>
-                      <a:fillRect/>
-                    </a:stretch>
-                  </pic:blipFill>
-                  <pic:spPr>
-                    <a:xfrm>
-                      <a:off x="0" y="0"/>
-                      <a:ext cx="5940425" cy="1320165"/>
-                    </a:xfrm>
-                    <a:prstGeom prst="rect">
-                      <a:avLst/>
-                    </a:prstGeom>
-                  </pic:spPr>
-                </pic:pic>
-              </a:graphicData>
-            </a:graphic>
-          </wp:inline>
-        </w:drawing>
-      </w:r>
-    </w:p>
-    <w:p>
-      <w:pPr>
-        <w:pStyle w:val="a3"/>
-      </w:pPr>
-      <w:r>
-        <w:t xml:space="preserve"> – Настройка отображения подсистем</w:t>
-      </w:r>
-    </w:p>
-    <w:p>
-      <w:r>
-        <w:lastRenderedPageBreak/>
-        <w:t>Аналогично открываю клиентское отображение и настраиваю отображаемые компоненты интерфейса.</w:t>
-      </w:r>
-    </w:p>
-    <w:p>
-      <w:pPr>
-        <w:pStyle w:val="afd"/>
-      </w:pPr>
-      <w:r>
-        <w:drawing>
-          <wp:inline distT="0" distB="0" distL="0" distR="0" wp14:anchorId="3511C8FE" wp14:editId="14B8C3FC">
-            <wp:extent cx="5940425" cy="1212850"/>
-            <wp:effectExtent l="0" t="0" r="3175" b="6350"/>
-            <wp:docPr id="1971710331" name="Рисунок 1" descr="Изображение выглядит как текст, снимок экрана, программное обеспечение, Значок на компьютере&#10;&#10;Содержимое, созданное искусственным интеллектом, может быть неверным."/>
-            <wp:cNvGraphicFramePr>
-              <a:graphicFrameLocks xmlns:a="http://schemas.openxmlformats.org/drawingml/2006/main" noChangeAspect="1"/>
-            </wp:cNvGraphicFramePr>
-            <a:graphic xmlns:a="http://schemas.openxmlformats.org/drawingml/2006/main">
-              <a:graphicData uri="http://schemas.openxmlformats.org/drawingml/2006/picture">
-                <pic:pic xmlns:pic="http://schemas.openxmlformats.org/drawingml/2006/picture">
-                  <pic:nvPicPr>
-                    <pic:cNvPr id="1971710331" name="Рисунок 1" descr="Изображение выглядит как текст, снимок экрана, программное обеспечение, Значок на компьютере&#10;&#10;Содержимое, созданное искусственным интеллектом, может быть неверным."/>
-                    <pic:cNvPicPr/>
-                  </pic:nvPicPr>
-                  <pic:blipFill>
-                    <a:blip r:embed="rId30"/>
-                    <a:stretch>
-                      <a:fillRect/>
-                    </a:stretch>
-                  </pic:blipFill>
-                  <pic:spPr>
-                    <a:xfrm>
-                      <a:off x="0" y="0"/>
-                      <a:ext cx="5940425" cy="1212850"/>
-                    </a:xfrm>
-                    <a:prstGeom prst="rect">
-                      <a:avLst/>
-                    </a:prstGeom>
-                  </pic:spPr>
-                </pic:pic>
-              </a:graphicData>
-            </a:graphic>
-          </wp:inline>
-        </w:drawing>
-      </w:r>
-    </w:p>
-    <w:p>
-      <w:pPr>
-        <w:pStyle w:val="a3"/>
-      </w:pPr>
-      <w:r>
-        <w:t xml:space="preserve"> – Интерфейс клиентского приложения</w:t>
-      </w:r>
-    </w:p>
-    <w:p>
-      <w:pPr>
-        <w:pStyle w:val="2"/>
-      </w:pPr>
-      <w:bookmarkStart w:id="7" w:name="_Toc222941652"/>
-      <w:r>
-        <w:t xml:space="preserve">Задание 5. </w:t>
-      </w:r>
-      <w:r>
-        <w:t>Заполнение информационной базы</w:t>
-      </w:r>
-      <w:bookmarkEnd w:id="7"/>
-    </w:p>
-    <w:p>
-      <w:r>
-        <w:t xml:space="preserve">Запускаю конфигурацию в пользовательском режиме кнопкой </w:t>
-      </w:r>
-      <w:r>
-        <w:rPr>
-          <w:lang w:val="en-US"/>
-        </w:rPr>
-        <w:t>F</w:t>
-      </w:r>
-      <w:r>
-        <w:t xml:space="preserve">5. </w:t>
-      </w:r>
-      <w:r>
-        <w:t>Начинаю заполнять информационную базу. Открываю раздел «Администрирование» - «НСИ» - «Номенклатура», нажимаю «Создать группу», называю «Услуги».</w:t>
-      </w:r>
-    </w:p>
-    <w:p>
-      <w:pPr>
-        <w:pStyle w:val="afd"/>
-      </w:pPr>
-      <w:r>
-        <w:drawing>
-          <wp:inline distT="0" distB="0" distL="0" distR="0" wp14:anchorId="6CA38DD8" wp14:editId="40741A94">
-            <wp:extent cx="5940425" cy="1579245"/>
-            <wp:effectExtent l="0" t="0" r="3175" b="1905"/>
-            <wp:docPr id="2141838058" name="Рисунок 1" descr="Изображение выглядит как текст, линия, Шрифт, снимок экрана&#10;&#10;Содержимое, созданное искусственным интеллектом, может быть неверным."/>
-            <wp:cNvGraphicFramePr>
-              <a:graphicFrameLocks xmlns:a="http://schemas.openxmlformats.org/drawingml/2006/main" noChangeAspect="1"/>
-            </wp:cNvGraphicFramePr>
-            <a:graphic xmlns:a="http://schemas.openxmlformats.org/drawingml/2006/main">
-              <a:graphicData uri="http://schemas.openxmlformats.org/drawingml/2006/picture">
-                <pic:pic xmlns:pic="http://schemas.openxmlformats.org/drawingml/2006/picture">
-                  <pic:nvPicPr>
-                    <pic:cNvPr id="2141838058" name="Рисунок 1" descr="Изображение выглядит как текст, линия, Шрифт, снимок экрана&#10;&#10;Содержимое, созданное искусственным интеллектом, может быть неверным."/>
-                    <pic:cNvPicPr/>
-                  </pic:nvPicPr>
-                  <pic:blipFill>
-                    <a:blip r:embed="rId31"/>
-                    <a:stretch>
-                      <a:fillRect/>
-                    </a:stretch>
-                  </pic:blipFill>
-                  <pic:spPr>
-                    <a:xfrm>
-                      <a:off x="0" y="0"/>
-                      <a:ext cx="5940425" cy="1579245"/>
-                    </a:xfrm>
-                    <a:prstGeom prst="rect">
-                      <a:avLst/>
-                    </a:prstGeom>
-                  </pic:spPr>
-                </pic:pic>
-              </a:graphicData>
-            </a:graphic>
-          </wp:inline>
-        </w:drawing>
-      </w:r>
-    </w:p>
-    <w:p>
-      <w:pPr>
-        <w:pStyle w:val="a3"/>
-      </w:pPr>
-      <w:r>
-        <w:t xml:space="preserve"> – Созданная группа</w:t>
-      </w:r>
-    </w:p>
-    <w:p>
-      <w:r>
-        <w:t>Нажимаю по группе, «Создать», создаю две услуги. В контексте моей предметной области частной стоматологической клиники услуги будут соответствующими, например «Ультразвуковая чистка зубов» и «Лечение кариеса». В разделе «Вид» не забываю выбрать категорию «Услуга».</w:t>
-      </w:r>
-      <w:r>
-        <w:t xml:space="preserve"> Аналогично создаю записи вида «Материал».</w:t>
-      </w:r>
-    </w:p>
-    <w:p>
-      <w:pPr>
-        <w:pStyle w:val="afd"/>
-      </w:pPr>
-      <w:r>
-        <w:lastRenderedPageBreak/>
-        <w:drawing>
-          <wp:inline distT="0" distB="0" distL="0" distR="0" wp14:anchorId="45930E6B" wp14:editId="1FDCE03F">
-            <wp:extent cx="5940425" cy="1254125"/>
-            <wp:effectExtent l="0" t="0" r="3175" b="3175"/>
-            <wp:docPr id="2001695264" name="Рисунок 1" descr="Изображение выглядит как текст, Шрифт, число, линия&#10;&#10;Содержимое, созданное искусственным интеллектом, может быть неверным."/>
-            <wp:cNvGraphicFramePr>
-              <a:graphicFrameLocks xmlns:a="http://schemas.openxmlformats.org/drawingml/2006/main" noChangeAspect="1"/>
-            </wp:cNvGraphicFramePr>
-            <a:graphic xmlns:a="http://schemas.openxmlformats.org/drawingml/2006/main">
-              <a:graphicData uri="http://schemas.openxmlformats.org/drawingml/2006/picture">
-                <pic:pic xmlns:pic="http://schemas.openxmlformats.org/drawingml/2006/picture">
-                  <pic:nvPicPr>
-                    <pic:cNvPr id="2001695264" name="Рисунок 1" descr="Изображение выглядит как текст, Шрифт, число, линия&#10;&#10;Содержимое, созданное искусственным интеллектом, может быть неверным."/>
-                    <pic:cNvPicPr/>
-                  </pic:nvPicPr>
-                  <pic:blipFill>
-                    <a:blip r:embed="rId32"/>
-                    <a:stretch>
-                      <a:fillRect/>
-                    </a:stretch>
-                  </pic:blipFill>
-                  <pic:spPr>
-                    <a:xfrm>
-                      <a:off x="0" y="0"/>
-                      <a:ext cx="5940425" cy="1254125"/>
-                    </a:xfrm>
-                    <a:prstGeom prst="rect">
-                      <a:avLst/>
-                    </a:prstGeom>
-                  </pic:spPr>
-                </pic:pic>
-              </a:graphicData>
-            </a:graphic>
-          </wp:inline>
-        </w:drawing>
-      </w:r>
-    </w:p>
-    <w:p>
-      <w:pPr>
-        <w:pStyle w:val="a3"/>
-      </w:pPr>
-      <w:r>
-        <w:t xml:space="preserve"> – Созданные услуги</w:t>
-      </w:r>
-    </w:p>
-    <w:p>
-      <w:pPr>
-        <w:pStyle w:val="afd"/>
-      </w:pPr>
-      <w:r>
-        <w:drawing>
-          <wp:inline distT="0" distB="0" distL="0" distR="0" wp14:anchorId="4646D150" wp14:editId="25F2A890">
-            <wp:extent cx="5940425" cy="1184744"/>
-            <wp:effectExtent l="0" t="0" r="3175" b="0"/>
-            <wp:docPr id="1906151213" name="Рисунок 1" descr="Изображение выглядит как текст, линия, Шрифт, число&#10;&#10;Содержимое, созданное искусственным интеллектом, может быть неверным."/>
-            <wp:cNvGraphicFramePr>
-              <a:graphicFrameLocks xmlns:a="http://schemas.openxmlformats.org/drawingml/2006/main" noChangeAspect="1"/>
-            </wp:cNvGraphicFramePr>
-            <a:graphic xmlns:a="http://schemas.openxmlformats.org/drawingml/2006/main">
-              <a:graphicData uri="http://schemas.openxmlformats.org/drawingml/2006/picture">
-                <pic:pic xmlns:pic="http://schemas.openxmlformats.org/drawingml/2006/picture">
-                  <pic:nvPicPr>
-                    <pic:cNvPr id="1906151213" name="Рисунок 1" descr="Изображение выглядит как текст, линия, Шрифт, число&#10;&#10;Содержимое, созданное искусственным интеллектом, может быть неверным."/>
-                    <pic:cNvPicPr/>
-                  </pic:nvPicPr>
-                  <pic:blipFill rotWithShape="1">
-                    <a:blip r:embed="rId33"/>
-                    <a:srcRect b="7865"/>
-                    <a:stretch>
-                      <a:fillRect/>
-                    </a:stretch>
-                  </pic:blipFill>
-                  <pic:spPr bwMode="auto">
-                    <a:xfrm>
-                      <a:off x="0" y="0"/>
-                      <a:ext cx="5940425" cy="1184744"/>
-                    </a:xfrm>
-                    <a:prstGeom prst="rect">
-                      <a:avLst/>
-                    </a:prstGeom>
-                    <a:ln>
-                      <a:noFill/>
-                    </a:ln>
-                    <a:extLst>
-                      <a:ext uri="{53640926-AAD7-44D8-BBD7-CCE9431645EC}">
-                        <a14:shadowObscured xmlns:a14="http://schemas.microsoft.com/office/drawing/2010/main"/>
-                      </a:ext>
-                    </a:extLst>
-                  </pic:spPr>
-                </pic:pic>
-              </a:graphicData>
-            </a:graphic>
-          </wp:inline>
-        </w:drawing>
-      </w:r>
-    </w:p>
-    <w:p>
-      <w:pPr>
-        <w:pStyle w:val="a3"/>
-      </w:pPr>
-      <w:r>
-        <w:t xml:space="preserve"> – Созданные материалы</w:t>
-      </w:r>
-    </w:p>
-    <w:p>
-      <w:r>
-        <w:t>Перехожу в раздел «Оказание услуг» - «Клиенты», создаю два клиента. При создании перехожу по гиперссылке во вкладку «Договоры», создаю связанный с создаваемым клиентом договор (данные автоматически подтягиваются).</w:t>
-      </w:r>
-    </w:p>
-    <w:p>
-      <w:pPr>
-        <w:pStyle w:val="afd"/>
-      </w:pPr>
-      <w:r>
-        <w:drawing>
-          <wp:inline distT="0" distB="0" distL="0" distR="0" wp14:anchorId="6CDB57F4" wp14:editId="715194A5">
-            <wp:extent cx="5940425" cy="2813050"/>
-            <wp:effectExtent l="0" t="0" r="3175" b="6350"/>
-            <wp:docPr id="1629584714" name="Рисунок 1" descr="Изображение выглядит как текст, снимок экрана, программное обеспечение, число&#10;&#10;Содержимое, созданное искусственным интеллектом, может быть неверным."/>
-            <wp:cNvGraphicFramePr>
-              <a:graphicFrameLocks xmlns:a="http://schemas.openxmlformats.org/drawingml/2006/main" noChangeAspect="1"/>
-            </wp:cNvGraphicFramePr>
-            <a:graphic xmlns:a="http://schemas.openxmlformats.org/drawingml/2006/main">
-              <a:graphicData uri="http://schemas.openxmlformats.org/drawingml/2006/picture">
-                <pic:pic xmlns:pic="http://schemas.openxmlformats.org/drawingml/2006/picture">
-                  <pic:nvPicPr>
-                    <pic:cNvPr id="1629584714" name="Рисунок 1" descr="Изображение выглядит как текст, снимок экрана, программное обеспечение, число&#10;&#10;Содержимое, созданное искусственным интеллектом, может быть неверным."/>
-                    <pic:cNvPicPr/>
-                  </pic:nvPicPr>
-                  <pic:blipFill>
-                    <a:blip r:embed="rId34"/>
-                    <a:stretch>
-                      <a:fillRect/>
-                    </a:stretch>
-                  </pic:blipFill>
-                  <pic:spPr>
-                    <a:xfrm>
-                      <a:off x="0" y="0"/>
-                      <a:ext cx="5940425" cy="2813050"/>
-                    </a:xfrm>
-                    <a:prstGeom prst="rect">
-                      <a:avLst/>
-                    </a:prstGeom>
-                  </pic:spPr>
-                </pic:pic>
-              </a:graphicData>
-            </a:graphic>
-          </wp:inline>
-        </w:drawing>
-      </w:r>
-    </w:p>
-    <w:p>
-      <w:pPr>
-        <w:pStyle w:val="a3"/>
-      </w:pPr>
-      <w:r>
-        <w:t xml:space="preserve"> – Создание клиента и договора с ним</w:t>
-      </w:r>
-    </w:p>
-    <w:p>
-      <w:r>
-        <w:t>В конце создаю двух сотрудников и называю организацию в соответствующих разделах вкладки «Администрирование».</w:t>
-      </w:r>
-    </w:p>
-    <w:p>
-      <w:pPr>
-        <w:pStyle w:val="afd"/>
-      </w:pPr>
-      <w:r>
-        <w:lastRenderedPageBreak/>
-        <w:drawing>
-          <wp:inline distT="0" distB="0" distL="0" distR="0" wp14:anchorId="6E5C97F7" wp14:editId="2AF79BAD">
-            <wp:extent cx="3972479" cy="1810003"/>
-            <wp:effectExtent l="0" t="0" r="0" b="0"/>
-            <wp:docPr id="794632327" name="Рисунок 1" descr="Изображение выглядит как текст, снимок экрана, Шрифт, число&#10;&#10;Содержимое, созданное искусственным интеллектом, может быть неверным."/>
-            <wp:cNvGraphicFramePr>
-              <a:graphicFrameLocks xmlns:a="http://schemas.openxmlformats.org/drawingml/2006/main" noChangeAspect="1"/>
-            </wp:cNvGraphicFramePr>
-            <a:graphic xmlns:a="http://schemas.openxmlformats.org/drawingml/2006/main">
-              <a:graphicData uri="http://schemas.openxmlformats.org/drawingml/2006/picture">
-                <pic:pic xmlns:pic="http://schemas.openxmlformats.org/drawingml/2006/picture">
-                  <pic:nvPicPr>
-                    <pic:cNvPr id="794632327" name="Рисунок 1" descr="Изображение выглядит как текст, снимок экрана, Шрифт, число&#10;&#10;Содержимое, созданное искусственным интеллектом, может быть неверным."/>
-                    <pic:cNvPicPr/>
-                  </pic:nvPicPr>
-                  <pic:blipFill>
-                    <a:blip r:embed="rId35"/>
-                    <a:stretch>
-                      <a:fillRect/>
-                    </a:stretch>
-                  </pic:blipFill>
-                  <pic:spPr>
-                    <a:xfrm>
-                      <a:off x="0" y="0"/>
-                      <a:ext cx="3972479" cy="1810003"/>
-                    </a:xfrm>
-                    <a:prstGeom prst="rect">
-                      <a:avLst/>
-                    </a:prstGeom>
-                  </pic:spPr>
-                </pic:pic>
-              </a:graphicData>
-            </a:graphic>
-          </wp:inline>
-        </w:drawing>
-      </w:r>
-    </w:p>
-    <w:p>
-      <w:pPr>
-        <w:pStyle w:val="a3"/>
-      </w:pPr>
-      <w:r>
-        <w:t xml:space="preserve"> – Создание сотрудников</w:t>
-      </w:r>
-    </w:p>
-    <w:p>
-      <w:pPr>
-        <w:pStyle w:val="afd"/>
-      </w:pPr>
-      <w:r>
-        <w:drawing>
-          <wp:inline distT="0" distB="0" distL="0" distR="0" wp14:anchorId="693DE6D8" wp14:editId="57E5B19E">
-            <wp:extent cx="5277587" cy="1352739"/>
-            <wp:effectExtent l="0" t="0" r="0" b="0"/>
-            <wp:docPr id="511222710" name="Рисунок 1" descr="Изображение выглядит как текст, снимок экрана, Шрифт, линия&#10;&#10;Содержимое, созданное искусственным интеллектом, может быть неверным."/>
-            <wp:cNvGraphicFramePr>
-              <a:graphicFrameLocks xmlns:a="http://schemas.openxmlformats.org/drawingml/2006/main" noChangeAspect="1"/>
-            </wp:cNvGraphicFramePr>
-            <a:graphic xmlns:a="http://schemas.openxmlformats.org/drawingml/2006/main">
-              <a:graphicData uri="http://schemas.openxmlformats.org/drawingml/2006/picture">
-                <pic:pic xmlns:pic="http://schemas.openxmlformats.org/drawingml/2006/picture">
-                  <pic:nvPicPr>
-                    <pic:cNvPr id="511222710" name="Рисунок 1" descr="Изображение выглядит как текст, снимок экрана, Шрифт, линия&#10;&#10;Содержимое, созданное искусственным интеллектом, может быть неверным."/>
-                    <pic:cNvPicPr/>
-                  </pic:nvPicPr>
-                  <pic:blipFill>
-                    <a:blip r:embed="rId36"/>
-                    <a:stretch>
-                      <a:fillRect/>
-                    </a:stretch>
-                  </pic:blipFill>
-                  <pic:spPr>
-                    <a:xfrm>
-                      <a:off x="0" y="0"/>
-                      <a:ext cx="5277587" cy="1352739"/>
-                    </a:xfrm>
-                    <a:prstGeom prst="rect">
-                      <a:avLst/>
-                    </a:prstGeom>
-                  </pic:spPr>
-                </pic:pic>
-              </a:graphicData>
-            </a:graphic>
-          </wp:inline>
-        </w:drawing>
-      </w:r>
-    </w:p>
-    <w:p>
-      <w:pPr>
-        <w:pStyle w:val="a3"/>
-      </w:pPr>
-      <w:r>
-        <w:t xml:space="preserve"> – Название организации</w:t>
-      </w:r>
-    </w:p>
-    <w:p>
-      <w:pPr>
-        <w:pStyle w:val="-"/>
-      </w:pPr>
-      <w:bookmarkStart w:id="8" w:name="_Toc222941653"/>
-      <w:r>
-        <w:lastRenderedPageBreak/>
-        <w:t>Вывод</w:t>
-      </w:r>
-      <w:bookmarkEnd w:id="8"/>
-    </w:p>
-    <w:p>
-      <w:r>
-        <w:t xml:space="preserve">В ходе </w:t>
-      </w:r>
-      <w:r>
-        <w:t>практической</w:t>
-      </w:r>
-      <w:r>
-        <w:t xml:space="preserve"> работы была создана новая конфигурация 1С. Были изучены следующие типы данных: справочники, константы, перечисления и подсистемы. Удалось настроить из этих типов небольшую конфигурацию и в пользовательском режиме заполнить ее данными.</w:t>
-      </w:r>
-    </w:p>
-    <w:p/>
     <w:p/>
     <w:sectPr>
       <w:pgSz w:w="11906" w:h="16838"/>
